--- a/docs/tema4/plantillas/Actividad_4_2_AD_Plantilla.docx
+++ b/docs/tema4/plantillas/Actividad_4_2_AD_Plantilla.docx
@@ -349,7 +349,7 @@
                 <w:sz w:val="20"/>
                 <w:szCs w:val="20"/>
               </w:rPr>
-              <w:t xml:space="preserve">Este documento relleno: la captura del Paso 2, las dos capturas del Paso 4, la tabla comparativa y las dos preguntas de la reflexión de cierre.</w:t>
+              <w:t xml:space="preserve">Este documento relleno: las dos capturas del Paso 4, la captura del Paso 5, la tabla comparativa y las dos preguntas de la reflexión de cierre.</w:t>
             </w:r>
           </w:p>
         </w:tc>

--- a/docs/tema4/plantillas/Actividad_4_2_AD_Plantilla.docx
+++ b/docs/tema4/plantillas/Actividad_4_2_AD_Plantilla.docx
@@ -450,7 +450,7 @@
                 <w:sz w:val="20"/>
                 <w:szCs w:val="20"/>
               </w:rPr>
-              <w:t xml:space="preserve">📸 La respuesta de GET /videojuegos/1 con puntuacionMedia, junto a la de GET /reviews/resumen mostrando el mismo valor</w:t>
+              <w:t xml:space="preserve">📸 La respuesta de GET /videojuegos/{id} (un id con reseñas de verdad) con totalReviews y puntuacionMedia, junto a la de GET /reviews/resumen mostrando los mismos valores</w:t>
             </w:r>
           </w:p>
         </w:tc>

--- a/docs/tema4/plantillas/Actividad_4_2_AD_Plantilla.docx
+++ b/docs/tema4/plantillas/Actividad_4_2_AD_Plantilla.docx
@@ -1425,7 +1425,7 @@
           <w:sz w:val="24"/>
           <w:szCs w:val="24"/>
         </w:rPr>
-        <w:t xml:space="preserve">Una pregunta más: ¿es un problema que catalogo y reviews dependan mutuamente el uno del otro?</w:t>
+        <w:t xml:space="preserve">Una pregunta más: reviews importa catalogo.api y catalogo importa reviews.api — ¿qué se ha desacoplado realmente y qué dependencia sigue existiendo? ¿Por qué funciona así ahora, pero podría convertirse en un problema si catalogo y reviews se separasen algún día en módulos Maven independientes?</w:t>
       </w:r>
     </w:p>
     <w:tbl>
